--- a/manuscript/editor_cover_note_v0_2.docx
+++ b/manuscript/editor_cover_note_v0_2.docx
@@ -17,7 +17,7 @@
         <w:pStyle w:val="FirstParagraph"/>
       </w:pPr>
       <w:r>
-        <w:t xml:space="preserve">Generated 2026-07-25 21:54 UTC</w:t>
+        <w:t xml:space="preserve">Generated 2026-07-25 23:34 UTC</w:t>
       </w:r>
     </w:p>
     <w:p>
@@ -41,7 +41,7 @@
         <w:pStyle w:val="BodyText"/>
       </w:pPr>
       <w:r>
-        <w:t xml:space="preserve">The main contribution is a reproducible framework for plant single-cell target-species transfer under realistic public-data constraints. The current audit covers 67 manifest files, 209 readable matrix files and 4,054,536 referenced cells, with 0 missing and 0 unreadable matrices. The frozen embedding checkpoint is the v0.3 validation-best asset from epoch 5 with eval loss 7.2156; the supervised annotation checkpoint carries macro-F1 evidence of 0.8121.</w:t>
+        <w:t xml:space="preserve">The main contribution is a reproducible framework for plant single-cell target-species transfer under realistic public-data constraints. The current audit covers 67 manifest files, 209 readable matrix files and 4,054,536 referenced cells, with 0 missing and 0 unreadable matrices. The frozen embedding checkpoint is the v0.3 validation-best asset from epoch 6 with eval loss 7.2026; the supervised annotation checkpoint carries macro-F1 evidence of 0.8121.</w:t>
       </w:r>
     </w:p>
     <w:p>

--- a/manuscript/editor_cover_note_v0_2.docx
+++ b/manuscript/editor_cover_note_v0_2.docx
@@ -17,7 +17,7 @@
         <w:pStyle w:val="FirstParagraph"/>
       </w:pPr>
       <w:r>
-        <w:t xml:space="preserve">Generated 2026-07-25 23:34 UTC</w:t>
+        <w:t xml:space="preserve">Generated 2026-07-26 01:18 UTC</w:t>
       </w:r>
     </w:p>
     <w:p>
@@ -41,7 +41,7 @@
         <w:pStyle w:val="BodyText"/>
       </w:pPr>
       <w:r>
-        <w:t xml:space="preserve">The main contribution is a reproducible framework for plant single-cell target-species transfer under realistic public-data constraints. The current audit covers 67 manifest files, 209 readable matrix files and 4,054,536 referenced cells, with 0 missing and 0 unreadable matrices. The frozen embedding checkpoint is the v0.3 validation-best asset from epoch 6 with eval loss 7.2026; the supervised annotation checkpoint carries macro-F1 evidence of 0.8121.</w:t>
+        <w:t xml:space="preserve">The main contribution is a reproducible framework for plant single-cell target-species transfer under realistic public-data constraints. The current audit covers 68 manifest files, 209 readable matrix files and 4,054,536 referenced cells, with 0 missing and 0 unreadable matrices. The frozen embedding checkpoint is the v0.3 validation-best asset from epoch 7 with eval loss 7.1917; the supervised annotation checkpoint carries macro-F1 evidence of 0.8121.</w:t>
       </w:r>
     </w:p>
     <w:p>

--- a/manuscript/editor_cover_note_v0_2.docx
+++ b/manuscript/editor_cover_note_v0_2.docx
@@ -17,7 +17,7 @@
         <w:pStyle w:val="FirstParagraph"/>
       </w:pPr>
       <w:r>
-        <w:t xml:space="preserve">Generated 2026-07-26 01:18 UTC</w:t>
+        <w:t xml:space="preserve">Generated 2026-07-26 01:52 UTC</w:t>
       </w:r>
     </w:p>
     <w:p>

--- a/manuscript/editor_cover_note_v0_2.docx
+++ b/manuscript/editor_cover_note_v0_2.docx
@@ -17,7 +17,7 @@
         <w:pStyle w:val="FirstParagraph"/>
       </w:pPr>
       <w:r>
-        <w:t xml:space="preserve">Generated 2026-07-26 01:52 UTC</w:t>
+        <w:t xml:space="preserve">Generated 2026-07-26 03:03 UTC</w:t>
       </w:r>
     </w:p>
     <w:p>
@@ -41,7 +41,7 @@
         <w:pStyle w:val="BodyText"/>
       </w:pPr>
       <w:r>
-        <w:t xml:space="preserve">The main contribution is a reproducible framework for plant single-cell target-species transfer under realistic public-data constraints. The current audit covers 68 manifest files, 209 readable matrix files and 4,054,536 referenced cells, with 0 missing and 0 unreadable matrices. The frozen embedding checkpoint is the v0.3 validation-best asset from epoch 7 with eval loss 7.1917; the supervised annotation checkpoint carries macro-F1 evidence of 0.8121.</w:t>
+        <w:t xml:space="preserve">The main contribution is a reproducible framework for plant single-cell target-species transfer under realistic public-data constraints. The current audit covers 69 manifest files, 210 readable matrix files and 4,072,521 referenced cells, with 0 missing and 0 unreadable matrices. The frozen embedding checkpoint is the v0.3 validation-best asset from epoch 7 with eval loss 7.1917; the supervised annotation checkpoint carries macro-F1 evidence of 0.8121.</w:t>
       </w:r>
     </w:p>
     <w:p>

--- a/manuscript/editor_cover_note_v0_2.docx
+++ b/manuscript/editor_cover_note_v0_2.docx
@@ -17,7 +17,7 @@
         <w:pStyle w:val="FirstParagraph"/>
       </w:pPr>
       <w:r>
-        <w:t xml:space="preserve">Generated 2026-07-26 03:03 UTC</w:t>
+        <w:t xml:space="preserve">Generated 2026-07-26 03:38 UTC</w:t>
       </w:r>
     </w:p>
     <w:p>
@@ -41,7 +41,7 @@
         <w:pStyle w:val="BodyText"/>
       </w:pPr>
       <w:r>
-        <w:t xml:space="preserve">The main contribution is a reproducible framework for plant single-cell target-species transfer under realistic public-data constraints. The current audit covers 69 manifest files, 210 readable matrix files and 4,072,521 referenced cells, with 0 missing and 0 unreadable matrices. The frozen embedding checkpoint is the v0.3 validation-best asset from epoch 7 with eval loss 7.1917; the supervised annotation checkpoint carries macro-F1 evidence of 0.8121.</w:t>
+        <w:t xml:space="preserve">The main contribution is a reproducible framework for plant single-cell target-species transfer under realistic public-data constraints. The current audit covers 70 manifest files, 240 readable matrix files and 4,544,570 referenced cells, with 0 missing and 0 unreadable matrices. The frozen embedding checkpoint is the v0.3 validation-best asset from epoch 7 with eval loss 7.1917; the supervised annotation checkpoint carries macro-F1 evidence of 0.8121.</w:t>
       </w:r>
     </w:p>
     <w:p>
